--- a/DOKUMENTUMOK/4_Forraskod_es_Projektfajlok.docx
+++ b/DOKUMENTUMOK/4_Forraskod_es_Projektfajlok.docx
@@ -1767,6 +1767,97 @@
         <w:t>*Dokumentáció vége – Robi &amp; Ricsi &amp; Norbi Kutyamenhely, 2026*</w:t>
       </w:r>
     </w:p>
+    <w:p>
+      <w:r>
+        <w:br w:type="page"/>
+      </w:r>
+    </w:p>
+    <w:p>
+      <w:pPr>
+        <w:pStyle w:val="Heading1"/>
+      </w:pPr>
+      <w:r>
+        <w:rPr>
+          <w:sz w:val="32"/>
+        </w:rPr>
+        <w:t>6. Bővített Fejlesztői Üzemeltetési Melléklet</w:t>
+      </w:r>
+    </w:p>
+    <w:p>
+      <w:pPr>
+        <w:pStyle w:val="Heading2"/>
+      </w:pPr>
+      <w:r>
+        <w:rPr>
+          <w:sz w:val="26"/>
+        </w:rPr>
+        <w:t>6.1 Javasolt deployment folyamat</w:t>
+      </w:r>
+    </w:p>
+    <w:p>
+      <w:r>
+        <w:rPr>
+          <w:b w:val="0"/>
+          <w:sz w:val="22"/>
+        </w:rPr>
+        <w:t>A projekt telepítése után javasolt külön környezetek kialakítása: fejlesztői, teszt és éles. Mindegyik környezet saját adatbázissal és külön .env konfigurációval fusson. Ajánlott folyamat: függőségek telepítése, adatbázis migráció, smoke tesztek, majd élesítés.</w:t>
+      </w:r>
+    </w:p>
+    <w:p>
+      <w:r>
+        <w:rPr>
+          <w:b w:val="0"/>
+          <w:sz w:val="22"/>
+        </w:rPr>
+        <w:t>Verziózott kiadásoknál célszerű changelog vezetése, amelyben minden API-változás és adatbázisszintű módosítás szerepel. Ez segíti a visszagörgetést és az auditálhatóságot.</w:t>
+      </w:r>
+    </w:p>
+    <w:p>
+      <w:pPr>
+        <w:pStyle w:val="Heading2"/>
+      </w:pPr>
+      <w:r>
+        <w:rPr>
+          <w:sz w:val="26"/>
+        </w:rPr>
+        <w:t>6.2 Konfigurációs checklist</w:t>
+      </w:r>
+    </w:p>
+    <w:p>
+      <w:r>
+        <w:rPr>
+          <w:b w:val="0"/>
+          <w:sz w:val="22"/>
+        </w:rPr>
+        <w:t>Indítás előtt ellenőrizendő: adatbázis host/port, SMTP hitelesítés, APP_URL, session secret, file upload mappák írási jogosultsága, valamint a public mappa statikus elérhetősége. A hiányzó környezeti változókra a szerver induláskor figyelmeztetést ad.</w:t>
+      </w:r>
+    </w:p>
+    <w:p>
+      <w:pPr>
+        <w:pStyle w:val="Heading2"/>
+      </w:pPr>
+      <w:r>
+        <w:rPr>
+          <w:sz w:val="26"/>
+        </w:rPr>
+        <w:t>6.3 Karbantartási terv</w:t>
+      </w:r>
+    </w:p>
+    <w:p>
+      <w:r>
+        <w:rPr>
+          <w:b w:val="0"/>
+          <w:sz w:val="22"/>
+        </w:rPr>
+        <w:t>Heti rutin: logfájlok ellenőrzése, sikertelen bejelentkezések áttekintése, adatbázis backup. Havi rutin: függőségek frissítése, sérülékenységvizsgálat, jogosultsági audit. Incidens esetén: hibanapló mentés, reprodukció, javítócsomag készítése, regressziós tesztek futtatása.</w:t>
+      </w:r>
+    </w:p>
+    <w:p>
+      <w:pPr>
+        <w:jc w:val="center"/>
+      </w:pPr>
+      <w:r/>
+    </w:p>
     <w:sectPr>
       <w:pgSz w:w="12240" w:h="15840"/>
       <w:pgMar w:top="1417" w:right="1134" w:bottom="1417" w:left="1701" w:header="720" w:footer="720" w:gutter="0"/>
